--- a/docs/info_deelnemers/check_in/playlist_pp.docx
+++ b/docs/info_deelnemers/check_in/playlist_pp.docx
@@ -676,8 +676,14 @@
       </w:hyperlink>
     </w:p>
     <w:p>
+      <w:r>
+        <w:br w:type="page"/>
+      </w:r>
+    </w:p>
+    <w:p>
       <w:proofErr w:type="spellStart"/>
       <w:r>
+        <w:lastRenderedPageBreak/>
         <w:t>Kokosnoot</w:t>
       </w:r>
       <w:proofErr w:type="spellEnd"/>
@@ -730,7 +736,6 @@
           <w:b/>
           <w:bCs/>
         </w:rPr>
-        <w:lastRenderedPageBreak/>
         <w:t>Energy</w:t>
       </w:r>
       <w:r>
@@ -759,6 +764,17 @@
       <w:r>
         <w:t> → </w:t>
       </w:r>
+      <w:r>
+        <w:t xml:space="preserve"> </w:t>
+      </w:r>
+      <w:hyperlink r:id="rId33" w:history="1">
+        <w:r>
+          <w:rPr>
+            <w:rStyle w:val="Hyperlink"/>
+          </w:rPr>
+          <w:t>https://music.youtube.com/playlist?list=PLe4Y2DnanesNhfAUfCWIjly-65I7VMG5E&amp;si=ciZvAGBwf_QfLK55</w:t>
+        </w:r>
+      </w:hyperlink>
     </w:p>
     <w:p>
       <w:pPr>
@@ -777,6 +793,14 @@
       <w:r>
         <w:t> → </w:t>
       </w:r>
+      <w:hyperlink r:id="rId34" w:history="1">
+        <w:r>
+          <w:rPr>
+            <w:rStyle w:val="Hyperlink"/>
+          </w:rPr>
+          <w:t>https://music.youtube.com/playlist?list=PLe4Y2DnanesPRsOozRDIuHRK9xrPOhIIU&amp;si=pU51at79D3IQzFGE</w:t>
+        </w:r>
+      </w:hyperlink>
     </w:p>
     <w:p>
       <w:pPr>
@@ -795,8 +819,15 @@
       <w:r>
         <w:t> → </w:t>
       </w:r>
-    </w:p>
-    <w:p/>
+      <w:hyperlink r:id="rId35" w:history="1">
+        <w:r>
+          <w:rPr>
+            <w:rStyle w:val="Hyperlink"/>
+          </w:rPr>
+          <w:t>https://music.youtube.com/playlist?list=PLe4Y2DnanesPfhR-sHNA7YnKkUASzTpdm&amp;si=Lq0xG-oT0h08NZGe</w:t>
+        </w:r>
+      </w:hyperlink>
+    </w:p>
     <w:sectPr>
       <w:pgSz w:w="11906" w:h="16838"/>
       <w:pgMar w:top="1417" w:right="1417" w:bottom="1417" w:left="1417" w:header="708" w:footer="708" w:gutter="0"/>
